--- a/evals/golden/竞业限制/expected.docx
+++ b/evals/golden/竞业限制/expected.docx
@@ -1641,7 +1641,7 @@
           <w:szCs w:val="24"/>
           <w:lang w:val="en-US" w:eastAsia="zh-CN"/>
         </w:rPr>
-        <w:t>我国学界主流观点认为违约金可以分为补偿性违约金和惩罚性违约金，根据二者分类标准的不同进一步产生了“损害比较说”和“责任关系说”。“损失比较说”,是将违约金的惩罚性与补偿性之区别立基于违约金与实际损失的比较上。若违约金过分高于损失的,那么构成惩罚性违约金;若违约金没有过分高于实际损失的,则属于补偿性违约金。“责任关系说”建立在违约金责任能否与其他违约责任同时存在的关系上,即当违约方承担违约金责任后,非违约方能否要求违约方承担继续履行、损害赔偿的责任。倘若违约金可以与其他法定违约责任并存,那么就构成惩罚性违约金,若不能并存则是则是补偿性违约金。补偿性违约金和惩罚性违约金所侧重实现的利益不同,导致违约金司法酌减规则究竟应以何者作为适用对象渐生分歧。</w:t>
+        <w:t>我国学界主流观点认为违约金可以分为补偿性违约金和惩罚性违约金，根据二者分类标准的不同进一步产生了“损害比较说”和“责任关系说”。“损失比较说”,是将违约金的惩罚性与补偿性之区别立基于违约金与实际损失的比较上。若违约金过分高于损失的，那么构成惩罚性违约金；若违约金没有过分高于实际损失的，则属于补偿性违约金。“责任关系说”建立在违约金责任能否与其他违约责任同时存在的关系上，即当违约方承担违约金责任后，非违约方能否要求违约方承担继续履行、损害赔偿的责任。倘若违约金可以与其他法定违约责任并存，那么就构成惩罚性违约金，若不能并存则是则是补偿性违约金。补偿性违约金和惩罚性违约金所侧重实现的利益不同，导致违约金司法酌减规则究竟应以何者作为适用对象渐生分歧。</w:t>
       </w:r>
     </w:p>
     <w:p>
@@ -1668,7 +1668,7 @@
           <w:szCs w:val="24"/>
           <w:lang w:val="en-US" w:eastAsia="zh-CN"/>
         </w:rPr>
-        <w:t>若采取补偿性违约金与惩罚性违约金的二分法，并且在违约金调整阶段对不同类型的违约金是否调整以及调整幅度存在差异异化适用。二分法下的规则适用中，有观点认为我国实证法上的违约金从本质上看是补偿性违约金,因此需要通过违约金司法酌减规则将过高的违约金调整至债权人的实际损失相当,也即惩罚性违约金并不适用于违约金司法酌减规则。</w:t>
+        <w:t>若采取补偿性违约金与惩罚性违约金的二分法，并且在违约金调整阶段对不同类型的违约金是否调整以及调整幅度存在差异异化适用。二分法下的规则适用中，有观点认为我国实证法上的违约金从本质上看是补偿性违约金，因此需要通过违约金司法酌减规则将过高的违约金调整至债权人的实际损失相当，也即惩罚性违约金并不适用于违约金司法酌减规则。</w:t>
       </w:r>
       <w:r>
         <w:rPr>

--- a/evals/golden/竞业限制/expected.docx
+++ b/evals/golden/竞业限制/expected.docx
@@ -7366,7 +7366,7 @@
           <w:sz w:val="18"/>
           <w:szCs w:val="18"/>
         </w:rPr>
-        <w:t xml:space="preserve"> </w:t>
+        <w:t xml:space="preserve"> 参见参见王洪、李兆利：《我国惩罚性违约金条款规范路径的反思———由某“假一罚万”案所引发》，载《湖湘论坛》2020年第2期。</w:t>
       </w:r>
       <w:r>
         <w:rPr>
@@ -7375,7 +7375,7 @@
           <w:sz w:val="18"/>
           <w:szCs w:val="18"/>
         </w:rPr>
-        <w:t>参见参见王洪、李兆利:《我国惩罚性违约金条款规范路径的反思———由某“假一罚万”案所引发》,载《湖湘论坛》 2020年第2期。</w:t>
+        <w:t/>
       </w:r>
     </w:p>
   </w:footnote>
